--- a/Prelimenary/ESP Reviewer - 1st Quarter - Prelimenary.docx
+++ b/Prelimenary/ESP Reviewer - 1st Quarter - Prelimenary.docx
@@ -612,17 +612,8 @@
           <w:b/>
           <w:bCs/>
         </w:rPr>
-        <w:t xml:space="preserve">As a </w:t>
-      </w:r>
-      <w:proofErr w:type="gramStart"/>
-      <w:r>
-        <w:rPr>
-          <w:b/>
-          <w:bCs/>
-        </w:rPr>
-        <w:t>Student</w:t>
-      </w:r>
-      <w:proofErr w:type="gramEnd"/>
+        <w:t>As a Student</w:t>
+      </w:r>
       <w:r>
         <w:t xml:space="preserve"> – As a high school student, you have many </w:t>
       </w:r>
@@ -1825,6 +1816,921 @@
       <w:r>
         <w:t xml:space="preserve"> in the future.</w:t>
       </w:r>
+    </w:p>
+    <w:p>
+      <w:pPr>
+        <w:pStyle w:val="NoSpacing"/>
+        <w:pBdr>
+          <w:bottom w:val="single" w:sz="6" w:space="1" w:color="auto"/>
+        </w:pBdr>
+      </w:pPr>
+    </w:p>
+    <w:p>
+      <w:pPr>
+        <w:pStyle w:val="NoSpacing"/>
+        <w:pBdr>
+          <w:bottom w:val="single" w:sz="6" w:space="1" w:color="auto"/>
+        </w:pBdr>
+      </w:pPr>
+    </w:p>
+    <w:p>
+      <w:pPr>
+        <w:pStyle w:val="NoSpacing"/>
+      </w:pPr>
+    </w:p>
+    <w:p>
+      <w:pPr>
+        <w:pStyle w:val="NoSpacing"/>
+        <w:pBdr>
+          <w:bottom w:val="single" w:sz="6" w:space="1" w:color="auto"/>
+        </w:pBdr>
+      </w:pPr>
+    </w:p>
+    <w:p>
+      <w:pPr>
+        <w:pStyle w:val="NoSpacing"/>
+        <w:jc w:val="center"/>
+        <w:rPr>
+          <w:b/>
+          <w:bCs/>
+        </w:rPr>
+      </w:pPr>
+      <w:r>
+        <w:br/>
+      </w:r>
+      <w:r>
+        <w:rPr>
+          <w:b/>
+          <w:bCs/>
+        </w:rPr>
+        <w:t>Engaging in Dialogue Through Social Media</w:t>
+      </w:r>
+    </w:p>
+    <w:p>
+      <w:pPr>
+        <w:pStyle w:val="NoSpacing"/>
+        <w:rPr>
+          <w:b/>
+          <w:bCs/>
+        </w:rPr>
+      </w:pPr>
+      <w:r>
+        <w:rPr>
+          <w:b/>
+          <w:bCs/>
+        </w:rPr>
+        <w:t>Misinformation and Disinformation:</w:t>
+      </w:r>
+    </w:p>
+    <w:p>
+      <w:pPr>
+        <w:pStyle w:val="NoSpacing"/>
+        <w:numPr>
+          <w:ilvl w:val="0"/>
+          <w:numId w:val="19"/>
+        </w:numPr>
+      </w:pPr>
+      <w:r>
+        <w:rPr>
+          <w:b/>
+          <w:bCs/>
+        </w:rPr>
+        <w:t>Misinformation</w:t>
+      </w:r>
+      <w:r>
+        <w:t xml:space="preserve"> – </w:t>
+      </w:r>
+      <w:r>
+        <w:rPr>
+          <w:b/>
+          <w:bCs/>
+        </w:rPr>
+        <w:t>False</w:t>
+      </w:r>
+      <w:r>
+        <w:t xml:space="preserve"> or </w:t>
+      </w:r>
+      <w:r>
+        <w:rPr>
+          <w:b/>
+          <w:bCs/>
+        </w:rPr>
+        <w:t>inaccurate information</w:t>
+      </w:r>
+      <w:r>
+        <w:t xml:space="preserve"> that is shared </w:t>
+      </w:r>
+      <w:r>
+        <w:rPr>
+          <w:b/>
+          <w:bCs/>
+        </w:rPr>
+        <w:t>without the intention to deceive</w:t>
+      </w:r>
+      <w:r>
+        <w:t xml:space="preserve">, usually due to </w:t>
+      </w:r>
+      <w:r>
+        <w:rPr>
+          <w:b/>
+          <w:bCs/>
+        </w:rPr>
+        <w:t>lack of knowledge</w:t>
+      </w:r>
+      <w:r>
+        <w:t xml:space="preserve"> or </w:t>
+      </w:r>
+      <w:r>
+        <w:rPr>
+          <w:b/>
+          <w:bCs/>
+        </w:rPr>
+        <w:t>mistakes</w:t>
+      </w:r>
+      <w:r>
+        <w:t xml:space="preserve">. </w:t>
+      </w:r>
+    </w:p>
+    <w:p>
+      <w:pPr>
+        <w:pStyle w:val="NoSpacing"/>
+        <w:numPr>
+          <w:ilvl w:val="0"/>
+          <w:numId w:val="19"/>
+        </w:numPr>
+      </w:pPr>
+      <w:r>
+        <w:rPr>
+          <w:b/>
+          <w:bCs/>
+        </w:rPr>
+        <w:t>Disinformation</w:t>
+      </w:r>
+      <w:r>
+        <w:t xml:space="preserve"> – </w:t>
+      </w:r>
+      <w:r>
+        <w:rPr>
+          <w:b/>
+          <w:bCs/>
+        </w:rPr>
+        <w:t>False information</w:t>
+      </w:r>
+      <w:r>
+        <w:t xml:space="preserve"> that is </w:t>
+      </w:r>
+      <w:r>
+        <w:rPr>
+          <w:b/>
+          <w:bCs/>
+        </w:rPr>
+        <w:t>intentionally created or shared</w:t>
+      </w:r>
+      <w:r>
+        <w:t xml:space="preserve"> to </w:t>
+      </w:r>
+      <w:r>
+        <w:rPr>
+          <w:b/>
+          <w:bCs/>
+        </w:rPr>
+        <w:t>mislead</w:t>
+      </w:r>
+      <w:r>
+        <w:t xml:space="preserve">, </w:t>
+      </w:r>
+      <w:r>
+        <w:rPr>
+          <w:b/>
+          <w:bCs/>
+        </w:rPr>
+        <w:t>deceive</w:t>
+      </w:r>
+      <w:r>
+        <w:t xml:space="preserve">, or </w:t>
+      </w:r>
+      <w:r>
+        <w:rPr>
+          <w:b/>
+          <w:bCs/>
+        </w:rPr>
+        <w:t>manipulate</w:t>
+      </w:r>
+      <w:r>
+        <w:t xml:space="preserve"> people by deliberately </w:t>
+      </w:r>
+      <w:r>
+        <w:rPr>
+          <w:b/>
+          <w:bCs/>
+        </w:rPr>
+        <w:t>misrepresenting facts</w:t>
+      </w:r>
+      <w:r>
+        <w:t xml:space="preserve">. </w:t>
+      </w:r>
+    </w:p>
+    <w:p>
+      <w:pPr>
+        <w:pStyle w:val="NoSpacing"/>
+        <w:numPr>
+          <w:ilvl w:val="0"/>
+          <w:numId w:val="19"/>
+        </w:numPr>
+      </w:pPr>
+      <w:r>
+        <w:rPr>
+          <w:b/>
+          <w:bCs/>
+        </w:rPr>
+        <w:t>Effects of Social Media</w:t>
+      </w:r>
+      <w:r>
+        <w:t xml:space="preserve"> – While </w:t>
+      </w:r>
+      <w:r>
+        <w:rPr>
+          <w:b/>
+          <w:bCs/>
+        </w:rPr>
+        <w:t>social media</w:t>
+      </w:r>
+      <w:r>
+        <w:t xml:space="preserve"> helps people </w:t>
+      </w:r>
+      <w:r>
+        <w:rPr>
+          <w:b/>
+          <w:bCs/>
+        </w:rPr>
+        <w:t>connect</w:t>
+      </w:r>
+      <w:r>
+        <w:t xml:space="preserve"> and </w:t>
+      </w:r>
+      <w:r>
+        <w:rPr>
+          <w:b/>
+          <w:bCs/>
+        </w:rPr>
+        <w:t>communicate</w:t>
+      </w:r>
+      <w:r>
+        <w:t xml:space="preserve">, it can also spread </w:t>
+      </w:r>
+      <w:r>
+        <w:rPr>
+          <w:b/>
+          <w:bCs/>
+        </w:rPr>
+        <w:t>misinformation</w:t>
+      </w:r>
+      <w:r>
+        <w:t xml:space="preserve"> and </w:t>
+      </w:r>
+      <w:r>
+        <w:rPr>
+          <w:b/>
+          <w:bCs/>
+        </w:rPr>
+        <w:t>disinformation</w:t>
+      </w:r>
+      <w:r>
+        <w:t xml:space="preserve">, causing </w:t>
+      </w:r>
+      <w:r>
+        <w:rPr>
+          <w:b/>
+          <w:bCs/>
+        </w:rPr>
+        <w:t>confusion</w:t>
+      </w:r>
+      <w:r>
+        <w:t xml:space="preserve">, </w:t>
+      </w:r>
+      <w:r>
+        <w:rPr>
+          <w:b/>
+          <w:bCs/>
+        </w:rPr>
+        <w:t>misleading beliefs</w:t>
+      </w:r>
+      <w:r>
+        <w:t xml:space="preserve">, and the </w:t>
+      </w:r>
+      <w:r>
+        <w:rPr>
+          <w:b/>
+          <w:bCs/>
+        </w:rPr>
+        <w:t>rapid spread of false information</w:t>
+      </w:r>
+      <w:r>
+        <w:t>.</w:t>
+      </w:r>
+    </w:p>
+    <w:p>
+      <w:pPr>
+        <w:pStyle w:val="NoSpacing"/>
+        <w:numPr>
+          <w:ilvl w:val="0"/>
+          <w:numId w:val="19"/>
+        </w:numPr>
+      </w:pPr>
+      <w:r>
+        <w:rPr>
+          <w:b/>
+          <w:bCs/>
+        </w:rPr>
+        <w:t>Infodemic</w:t>
+      </w:r>
+      <w:r>
+        <w:t xml:space="preserve"> – The </w:t>
+      </w:r>
+      <w:r>
+        <w:rPr>
+          <w:b/>
+          <w:bCs/>
+        </w:rPr>
+        <w:t>rapid and excessive spread</w:t>
+      </w:r>
+      <w:r>
+        <w:t xml:space="preserve"> of </w:t>
+      </w:r>
+      <w:r>
+        <w:rPr>
+          <w:b/>
+          <w:bCs/>
+        </w:rPr>
+        <w:t>health-related information</w:t>
+      </w:r>
+      <w:r>
+        <w:t xml:space="preserve">, including </w:t>
+      </w:r>
+      <w:r>
+        <w:rPr>
+          <w:b/>
+          <w:bCs/>
+        </w:rPr>
+        <w:t>misinformation</w:t>
+      </w:r>
+      <w:r>
+        <w:t xml:space="preserve"> and </w:t>
+      </w:r>
+      <w:r>
+        <w:rPr>
+          <w:b/>
+          <w:bCs/>
+        </w:rPr>
+        <w:t>disinformation</w:t>
+      </w:r>
+      <w:r>
+        <w:t xml:space="preserve">, especially through </w:t>
+      </w:r>
+      <w:r>
+        <w:rPr>
+          <w:b/>
+          <w:bCs/>
+        </w:rPr>
+        <w:t>social media</w:t>
+      </w:r>
+      <w:r>
+        <w:t xml:space="preserve"> and </w:t>
+      </w:r>
+      <w:r>
+        <w:rPr>
+          <w:b/>
+          <w:bCs/>
+        </w:rPr>
+        <w:t>online platforms</w:t>
+      </w:r>
+      <w:r>
+        <w:t xml:space="preserve">. It can cause </w:t>
+      </w:r>
+      <w:r>
+        <w:rPr>
+          <w:b/>
+          <w:bCs/>
+        </w:rPr>
+        <w:t>confusion</w:t>
+      </w:r>
+      <w:r>
+        <w:t xml:space="preserve">, </w:t>
+      </w:r>
+      <w:r>
+        <w:rPr>
+          <w:b/>
+          <w:bCs/>
+        </w:rPr>
+        <w:t>fear</w:t>
+      </w:r>
+      <w:r>
+        <w:t xml:space="preserve">, </w:t>
+      </w:r>
+      <w:r>
+        <w:rPr>
+          <w:b/>
+          <w:bCs/>
+        </w:rPr>
+        <w:t>vaccine hesitancy</w:t>
+      </w:r>
+      <w:r>
+        <w:t xml:space="preserve">, and make it harder for people to find </w:t>
+      </w:r>
+      <w:r>
+        <w:rPr>
+          <w:b/>
+          <w:bCs/>
+        </w:rPr>
+        <w:t>accurate health information</w:t>
+      </w:r>
+      <w:r>
+        <w:t xml:space="preserve"> and receive </w:t>
+      </w:r>
+      <w:r>
+        <w:rPr>
+          <w:b/>
+          <w:bCs/>
+        </w:rPr>
+        <w:t>proper healthcare</w:t>
+      </w:r>
+      <w:r>
+        <w:t>.</w:t>
+      </w:r>
+    </w:p>
+    <w:p>
+      <w:pPr>
+        <w:pStyle w:val="NoSpacing"/>
+      </w:pPr>
+    </w:p>
+    <w:p>
+      <w:pPr>
+        <w:pStyle w:val="NoSpacing"/>
+        <w:rPr>
+          <w:b/>
+          <w:bCs/>
+        </w:rPr>
+      </w:pPr>
+      <w:r>
+        <w:rPr>
+          <w:b/>
+          <w:bCs/>
+        </w:rPr>
+        <w:t>Fake News, Cyberbullying and Identity Theft:</w:t>
+      </w:r>
+    </w:p>
+    <w:p>
+      <w:pPr>
+        <w:pStyle w:val="NoSpacing"/>
+        <w:numPr>
+          <w:ilvl w:val="0"/>
+          <w:numId w:val="21"/>
+        </w:numPr>
+      </w:pPr>
+      <w:r>
+        <w:rPr>
+          <w:b/>
+          <w:bCs/>
+        </w:rPr>
+        <w:t>Fake News</w:t>
+      </w:r>
+      <w:r>
+        <w:t xml:space="preserve"> – </w:t>
+      </w:r>
+      <w:r>
+        <w:rPr>
+          <w:b/>
+          <w:bCs/>
+        </w:rPr>
+        <w:t>False</w:t>
+      </w:r>
+      <w:r>
+        <w:t xml:space="preserve"> or </w:t>
+      </w:r>
+      <w:r>
+        <w:rPr>
+          <w:b/>
+          <w:bCs/>
+        </w:rPr>
+        <w:t>misleading information</w:t>
+      </w:r>
+      <w:r>
+        <w:t xml:space="preserve"> presented as </w:t>
+      </w:r>
+      <w:r>
+        <w:rPr>
+          <w:b/>
+          <w:bCs/>
+        </w:rPr>
+        <w:t>real news</w:t>
+      </w:r>
+      <w:r>
+        <w:t xml:space="preserve"> to </w:t>
+      </w:r>
+      <w:r>
+        <w:rPr>
+          <w:b/>
+          <w:bCs/>
+        </w:rPr>
+        <w:t>deceive</w:t>
+      </w:r>
+      <w:r>
+        <w:t xml:space="preserve">, </w:t>
+      </w:r>
+      <w:r>
+        <w:rPr>
+          <w:b/>
+          <w:bCs/>
+        </w:rPr>
+        <w:t>misinform</w:t>
+      </w:r>
+      <w:r>
+        <w:t xml:space="preserve">, or </w:t>
+      </w:r>
+      <w:r>
+        <w:rPr>
+          <w:b/>
+          <w:bCs/>
+        </w:rPr>
+        <w:t>influence</w:t>
+      </w:r>
+      <w:r>
+        <w:t xml:space="preserve"> public opinion. It often spreads quickly through </w:t>
+      </w:r>
+      <w:r>
+        <w:rPr>
+          <w:b/>
+          <w:bCs/>
+        </w:rPr>
+        <w:t>social media</w:t>
+      </w:r>
+      <w:r>
+        <w:t xml:space="preserve"> and </w:t>
+      </w:r>
+      <w:r>
+        <w:rPr>
+          <w:b/>
+          <w:bCs/>
+        </w:rPr>
+        <w:t>online platforms</w:t>
+      </w:r>
+      <w:r>
+        <w:t xml:space="preserve">. </w:t>
+      </w:r>
+    </w:p>
+    <w:p>
+      <w:pPr>
+        <w:pStyle w:val="NoSpacing"/>
+        <w:numPr>
+          <w:ilvl w:val="0"/>
+          <w:numId w:val="21"/>
+        </w:numPr>
+      </w:pPr>
+      <w:r>
+        <w:rPr>
+          <w:b/>
+          <w:bCs/>
+        </w:rPr>
+        <w:t>Cyberbullying</w:t>
+      </w:r>
+      <w:r>
+        <w:t xml:space="preserve"> – The use of </w:t>
+      </w:r>
+      <w:r>
+        <w:rPr>
+          <w:b/>
+          <w:bCs/>
+        </w:rPr>
+        <w:t>digital technologies</w:t>
+      </w:r>
+      <w:r>
+        <w:t xml:space="preserve">, such as </w:t>
+      </w:r>
+      <w:r>
+        <w:rPr>
+          <w:b/>
+          <w:bCs/>
+        </w:rPr>
+        <w:t>social media</w:t>
+      </w:r>
+      <w:r>
+        <w:t xml:space="preserve">, </w:t>
+      </w:r>
+      <w:r>
+        <w:rPr>
+          <w:b/>
+          <w:bCs/>
+        </w:rPr>
+        <w:t>messaging apps</w:t>
+      </w:r>
+      <w:r>
+        <w:t xml:space="preserve">, or </w:t>
+      </w:r>
+      <w:r>
+        <w:rPr>
+          <w:b/>
+          <w:bCs/>
+        </w:rPr>
+        <w:t>online games</w:t>
+      </w:r>
+      <w:r>
+        <w:t xml:space="preserve">, to </w:t>
+      </w:r>
+      <w:r>
+        <w:rPr>
+          <w:b/>
+          <w:bCs/>
+        </w:rPr>
+        <w:t>harass</w:t>
+      </w:r>
+      <w:r>
+        <w:t xml:space="preserve">, </w:t>
+      </w:r>
+      <w:r>
+        <w:rPr>
+          <w:b/>
+          <w:bCs/>
+        </w:rPr>
+        <w:t>threaten</w:t>
+      </w:r>
+      <w:r>
+        <w:t xml:space="preserve">, </w:t>
+      </w:r>
+      <w:r>
+        <w:rPr>
+          <w:b/>
+          <w:bCs/>
+        </w:rPr>
+        <w:t>humiliate</w:t>
+      </w:r>
+      <w:r>
+        <w:t xml:space="preserve">, or </w:t>
+      </w:r>
+      <w:r>
+        <w:rPr>
+          <w:b/>
+          <w:bCs/>
+        </w:rPr>
+        <w:t>intimidate</w:t>
+      </w:r>
+      <w:r>
+        <w:t xml:space="preserve"> another person. </w:t>
+      </w:r>
+    </w:p>
+    <w:p>
+      <w:pPr>
+        <w:pStyle w:val="NoSpacing"/>
+        <w:numPr>
+          <w:ilvl w:val="0"/>
+          <w:numId w:val="21"/>
+        </w:numPr>
+      </w:pPr>
+      <w:r>
+        <w:rPr>
+          <w:b/>
+          <w:bCs/>
+        </w:rPr>
+        <w:t>Identity Theft</w:t>
+      </w:r>
+      <w:r>
+        <w:t xml:space="preserve"> – The </w:t>
+      </w:r>
+      <w:r>
+        <w:rPr>
+          <w:b/>
+          <w:bCs/>
+        </w:rPr>
+        <w:t>unauthorized use</w:t>
+      </w:r>
+      <w:r>
+        <w:t xml:space="preserve"> or </w:t>
+      </w:r>
+      <w:r>
+        <w:rPr>
+          <w:b/>
+          <w:bCs/>
+        </w:rPr>
+        <w:t>stealing</w:t>
+      </w:r>
+      <w:r>
+        <w:t xml:space="preserve"> of another person's </w:t>
+      </w:r>
+      <w:r>
+        <w:rPr>
+          <w:b/>
+          <w:bCs/>
+        </w:rPr>
+        <w:t>personal information</w:t>
+      </w:r>
+      <w:r>
+        <w:t xml:space="preserve"> (such as their </w:t>
+      </w:r>
+      <w:r>
+        <w:rPr>
+          <w:b/>
+          <w:bCs/>
+        </w:rPr>
+        <w:t>name</w:t>
+      </w:r>
+      <w:r>
+        <w:t xml:space="preserve">, </w:t>
+      </w:r>
+      <w:r>
+        <w:rPr>
+          <w:b/>
+          <w:bCs/>
+        </w:rPr>
+        <w:t>passwords</w:t>
+      </w:r>
+      <w:r>
+        <w:t xml:space="preserve">, or </w:t>
+      </w:r>
+      <w:r>
+        <w:rPr>
+          <w:b/>
+          <w:bCs/>
+        </w:rPr>
+        <w:t>financial details</w:t>
+      </w:r>
+      <w:r>
+        <w:t xml:space="preserve">) to commit </w:t>
+      </w:r>
+      <w:r>
+        <w:rPr>
+          <w:b/>
+          <w:bCs/>
+        </w:rPr>
+        <w:t>fraud</w:t>
+      </w:r>
+      <w:r>
+        <w:t xml:space="preserve">, </w:t>
+      </w:r>
+      <w:r>
+        <w:rPr>
+          <w:b/>
+          <w:bCs/>
+        </w:rPr>
+        <w:t>impersonation</w:t>
+      </w:r>
+      <w:r>
+        <w:t xml:space="preserve">, or other </w:t>
+      </w:r>
+      <w:r>
+        <w:rPr>
+          <w:b/>
+          <w:bCs/>
+        </w:rPr>
+        <w:t>criminal activities</w:t>
+      </w:r>
+      <w:r>
+        <w:t xml:space="preserve">. </w:t>
+      </w:r>
+    </w:p>
+    <w:p>
+      <w:pPr>
+        <w:pStyle w:val="NoSpacing"/>
+      </w:pPr>
+    </w:p>
+    <w:p>
+      <w:pPr>
+        <w:pStyle w:val="NoSpacing"/>
+        <w:rPr>
+          <w:b/>
+          <w:bCs/>
+        </w:rPr>
+      </w:pPr>
+      <w:r>
+        <w:rPr>
+          <w:b/>
+          <w:bCs/>
+        </w:rPr>
+        <w:t>Guidelines for Dialogue and Proper Use of Social Media:</w:t>
+      </w:r>
+    </w:p>
+    <w:p>
+      <w:pPr>
+        <w:pStyle w:val="NoSpacing"/>
+        <w:numPr>
+          <w:ilvl w:val="0"/>
+          <w:numId w:val="14"/>
+        </w:numPr>
+      </w:pPr>
+      <w:r>
+        <w:t>Be polite and considerate.</w:t>
+      </w:r>
+    </w:p>
+    <w:p>
+      <w:pPr>
+        <w:pStyle w:val="NoSpacing"/>
+        <w:numPr>
+          <w:ilvl w:val="0"/>
+          <w:numId w:val="14"/>
+        </w:numPr>
+      </w:pPr>
+      <w:r>
+        <w:t>Listen actively.</w:t>
+      </w:r>
+    </w:p>
+    <w:p>
+      <w:pPr>
+        <w:pStyle w:val="NoSpacing"/>
+        <w:numPr>
+          <w:ilvl w:val="0"/>
+          <w:numId w:val="14"/>
+        </w:numPr>
+      </w:pPr>
+      <w:r>
+        <w:t>Use constructive language.</w:t>
+      </w:r>
+    </w:p>
+    <w:p>
+      <w:pPr>
+        <w:pStyle w:val="NoSpacing"/>
+        <w:numPr>
+          <w:ilvl w:val="0"/>
+          <w:numId w:val="14"/>
+        </w:numPr>
+      </w:pPr>
+      <w:r>
+        <w:t>Review the information.</w:t>
+      </w:r>
+    </w:p>
+    <w:p>
+      <w:pPr>
+        <w:pStyle w:val="NoSpacing"/>
+        <w:numPr>
+          <w:ilvl w:val="0"/>
+          <w:numId w:val="14"/>
+        </w:numPr>
+      </w:pPr>
+      <w:r>
+        <w:t>Be mindful of tone and context.</w:t>
+      </w:r>
+    </w:p>
+    <w:p>
+      <w:pPr>
+        <w:pStyle w:val="NoSpacing"/>
+        <w:numPr>
+          <w:ilvl w:val="0"/>
+          <w:numId w:val="14"/>
+        </w:numPr>
+      </w:pPr>
+      <w:r>
+        <w:t>Take active participation.</w:t>
+      </w:r>
+    </w:p>
+    <w:p>
+      <w:pPr>
+        <w:pStyle w:val="NoSpacing"/>
+        <w:numPr>
+          <w:ilvl w:val="0"/>
+          <w:numId w:val="14"/>
+        </w:numPr>
+      </w:pPr>
+      <w:r>
+        <w:t>Be open to learning.</w:t>
+      </w:r>
+    </w:p>
+    <w:p>
+      <w:pPr>
+        <w:pStyle w:val="NoSpacing"/>
+        <w:numPr>
+          <w:ilvl w:val="0"/>
+          <w:numId w:val="14"/>
+        </w:numPr>
+      </w:pPr>
+      <w:r>
+        <w:t>Manage conflicts effectively.</w:t>
+      </w:r>
+    </w:p>
+    <w:p>
+      <w:pPr>
+        <w:pStyle w:val="NoSpacing"/>
+        <w:numPr>
+          <w:ilvl w:val="0"/>
+          <w:numId w:val="14"/>
+        </w:numPr>
+      </w:pPr>
+      <w:r>
+        <w:t>Protect your privacy and personal information.</w:t>
+      </w:r>
+    </w:p>
+    <w:p>
+      <w:pPr>
+        <w:pStyle w:val="NoSpacing"/>
+        <w:numPr>
+          <w:ilvl w:val="0"/>
+          <w:numId w:val="14"/>
+        </w:numPr>
+      </w:pPr>
+      <w:r>
+        <w:t>Manage your time and well-being.</w:t>
+      </w:r>
+    </w:p>
+    <w:p>
+      <w:pPr>
+        <w:pStyle w:val="NoSpacing"/>
+      </w:pPr>
     </w:p>
     <w:p>
       <w:pPr>
@@ -1844,6 +2750,155 @@
 <file path=word/numbering.xml><?xml version="1.0" encoding="utf-8"?>
 <w:numbering xmlns:wpc="http://schemas.microsoft.com/office/word/2010/wordprocessingCanvas" xmlns:cx="http://schemas.microsoft.com/office/drawing/2014/chartex" xmlns:cx1="http://schemas.microsoft.com/office/drawing/2015/9/8/chartex" xmlns:cx2="http://schemas.microsoft.com/office/drawing/2015/10/21/chartex" xmlns:cx3="http://schemas.microsoft.com/office/drawing/2016/5/9/chartex" xmlns:cx4="http://schemas.microsoft.com/office/drawing/2016/5/10/chartex" xmlns:cx5="http://schemas.microsoft.com/office/drawing/2016/5/11/chartex" xmlns:cx6="http://schemas.microsoft.com/office/drawing/2016/5/12/chartex" xmlns:cx7="http://schemas.microsoft.com/office/drawing/2016/5/13/chartex" xmlns:cx8="http://schemas.microsoft.com/office/drawing/2016/5/14/chartex" xmlns:mc="http://schemas.openxmlformats.org/markup-compatibility/2006" xmlns:aink="http://schemas.microsoft.com/office/drawing/2016/ink" xmlns:am3d="http://schemas.microsoft.com/office/drawing/2017/model3d" xmlns:o="urn:schemas-microsoft-com:office:office" xmlns:oel="http://schemas.microsoft.com/office/2019/extlst" xmlns:r="http://schemas.openxmlformats.org/officeDocument/2006/relationships" xmlns:m="http://schemas.openxmlformats.org/officeDocument/2006/math" xmlns:v="urn:schemas-microsoft-com:vml" xmlns:wp14="http://schemas.microsoft.com/office/word/2010/wordprocessingDrawing" xmlns:wp="http://schemas.openxmlformats.org/drawingml/2006/wordprocessingDrawing" xmlns:w10="urn:schemas-microsoft-com:office:word" xmlns:w="http://schemas.openxmlformats.org/wordprocessingml/2006/main" xmlns:w14="http://schemas.microsoft.com/office/word/2010/wordml" xmlns:w15="http://schemas.microsoft.com/office/word/2012/wordml" xmlns:w16cex="http://schemas.microsoft.com/office/word/2018/wordml/cex" xmlns:w16cid="http://schemas.microsoft.com/office/word/2016/wordml/cid" xmlns:w16="http://schemas.microsoft.com/office/word/2018/wordml" xmlns:w16du="http://schemas.microsoft.com/office/word/2023/wordml/word16du" xmlns:w16sdtdh="http://schemas.microsoft.com/office/word/2020/wordml/sdtdatahash" xmlns:w16sdtfl="http://schemas.microsoft.com/office/word/2024/wordml/sdtformatlock" xmlns:w16se="http://schemas.microsoft.com/office/word/2015/wordml/symex" xmlns:wpg="http://schemas.microsoft.com/office/word/2010/wordprocessingGroup" xmlns:wpi="http://schemas.microsoft.com/office/word/2010/wordprocessingInk" xmlns:wne="http://schemas.microsoft.com/office/word/2006/wordml" xmlns:wps="http://schemas.microsoft.com/office/word/2010/wordprocessingShape" mc:Ignorable="w14 w15 w16se w16cid w16 w16cex w16sdtdh w16sdtfl w16du wp14">
   <w:abstractNum w:abstractNumId="0" w15:restartNumberingAfterBreak="0">
+    <w:nsid w:val="0FB11B76"/>
+    <w:multiLevelType w:val="multilevel"/>
+    <w:tmpl w:val="7292DEBC"/>
+    <w:lvl w:ilvl="0">
+      <w:start w:val="1"/>
+      <w:numFmt w:val="bullet"/>
+      <w:lvlText w:val=""/>
+      <w:lvlJc w:val="left"/>
+      <w:pPr>
+        <w:tabs>
+          <w:tab w:val="num" w:pos="720"/>
+        </w:tabs>
+        <w:ind w:left="720" w:hanging="360"/>
+      </w:pPr>
+      <w:rPr>
+        <w:rFonts w:ascii="Symbol" w:hAnsi="Symbol" w:hint="default"/>
+        <w:sz w:val="20"/>
+      </w:rPr>
+    </w:lvl>
+    <w:lvl w:ilvl="1" w:tentative="1">
+      <w:start w:val="1"/>
+      <w:numFmt w:val="bullet"/>
+      <w:lvlText w:val="o"/>
+      <w:lvlJc w:val="left"/>
+      <w:pPr>
+        <w:tabs>
+          <w:tab w:val="num" w:pos="1440"/>
+        </w:tabs>
+        <w:ind w:left="1440" w:hanging="360"/>
+      </w:pPr>
+      <w:rPr>
+        <w:rFonts w:ascii="Courier New" w:hAnsi="Courier New" w:hint="default"/>
+        <w:sz w:val="20"/>
+      </w:rPr>
+    </w:lvl>
+    <w:lvl w:ilvl="2" w:tentative="1">
+      <w:start w:val="1"/>
+      <w:numFmt w:val="bullet"/>
+      <w:lvlText w:val=""/>
+      <w:lvlJc w:val="left"/>
+      <w:pPr>
+        <w:tabs>
+          <w:tab w:val="num" w:pos="2160"/>
+        </w:tabs>
+        <w:ind w:left="2160" w:hanging="360"/>
+      </w:pPr>
+      <w:rPr>
+        <w:rFonts w:ascii="Wingdings" w:hAnsi="Wingdings" w:hint="default"/>
+        <w:sz w:val="20"/>
+      </w:rPr>
+    </w:lvl>
+    <w:lvl w:ilvl="3" w:tentative="1">
+      <w:start w:val="1"/>
+      <w:numFmt w:val="bullet"/>
+      <w:lvlText w:val=""/>
+      <w:lvlJc w:val="left"/>
+      <w:pPr>
+        <w:tabs>
+          <w:tab w:val="num" w:pos="2880"/>
+        </w:tabs>
+        <w:ind w:left="2880" w:hanging="360"/>
+      </w:pPr>
+      <w:rPr>
+        <w:rFonts w:ascii="Wingdings" w:hAnsi="Wingdings" w:hint="default"/>
+        <w:sz w:val="20"/>
+      </w:rPr>
+    </w:lvl>
+    <w:lvl w:ilvl="4" w:tentative="1">
+      <w:start w:val="1"/>
+      <w:numFmt w:val="bullet"/>
+      <w:lvlText w:val=""/>
+      <w:lvlJc w:val="left"/>
+      <w:pPr>
+        <w:tabs>
+          <w:tab w:val="num" w:pos="3600"/>
+        </w:tabs>
+        <w:ind w:left="3600" w:hanging="360"/>
+      </w:pPr>
+      <w:rPr>
+        <w:rFonts w:ascii="Wingdings" w:hAnsi="Wingdings" w:hint="default"/>
+        <w:sz w:val="20"/>
+      </w:rPr>
+    </w:lvl>
+    <w:lvl w:ilvl="5" w:tentative="1">
+      <w:start w:val="1"/>
+      <w:numFmt w:val="bullet"/>
+      <w:lvlText w:val=""/>
+      <w:lvlJc w:val="left"/>
+      <w:pPr>
+        <w:tabs>
+          <w:tab w:val="num" w:pos="4320"/>
+        </w:tabs>
+        <w:ind w:left="4320" w:hanging="360"/>
+      </w:pPr>
+      <w:rPr>
+        <w:rFonts w:ascii="Wingdings" w:hAnsi="Wingdings" w:hint="default"/>
+        <w:sz w:val="20"/>
+      </w:rPr>
+    </w:lvl>
+    <w:lvl w:ilvl="6" w:tentative="1">
+      <w:start w:val="1"/>
+      <w:numFmt w:val="bullet"/>
+      <w:lvlText w:val=""/>
+      <w:lvlJc w:val="left"/>
+      <w:pPr>
+        <w:tabs>
+          <w:tab w:val="num" w:pos="5040"/>
+        </w:tabs>
+        <w:ind w:left="5040" w:hanging="360"/>
+      </w:pPr>
+      <w:rPr>
+        <w:rFonts w:ascii="Wingdings" w:hAnsi="Wingdings" w:hint="default"/>
+        <w:sz w:val="20"/>
+      </w:rPr>
+    </w:lvl>
+    <w:lvl w:ilvl="7" w:tentative="1">
+      <w:start w:val="1"/>
+      <w:numFmt w:val="bullet"/>
+      <w:lvlText w:val=""/>
+      <w:lvlJc w:val="left"/>
+      <w:pPr>
+        <w:tabs>
+          <w:tab w:val="num" w:pos="5760"/>
+        </w:tabs>
+        <w:ind w:left="5760" w:hanging="360"/>
+      </w:pPr>
+      <w:rPr>
+        <w:rFonts w:ascii="Wingdings" w:hAnsi="Wingdings" w:hint="default"/>
+        <w:sz w:val="20"/>
+      </w:rPr>
+    </w:lvl>
+    <w:lvl w:ilvl="8" w:tentative="1">
+      <w:start w:val="1"/>
+      <w:numFmt w:val="bullet"/>
+      <w:lvlText w:val=""/>
+      <w:lvlJc w:val="left"/>
+      <w:pPr>
+        <w:tabs>
+          <w:tab w:val="num" w:pos="6480"/>
+        </w:tabs>
+        <w:ind w:left="6480" w:hanging="360"/>
+      </w:pPr>
+      <w:rPr>
+        <w:rFonts w:ascii="Wingdings" w:hAnsi="Wingdings" w:hint="default"/>
+        <w:sz w:val="20"/>
+      </w:rPr>
+    </w:lvl>
+  </w:abstractNum>
+  <w:abstractNum w:abstractNumId="1" w15:restartNumberingAfterBreak="0">
     <w:nsid w:val="17C230F7"/>
     <w:multiLevelType w:val="hybridMultilevel"/>
     <w:tmpl w:val="9124BDAE"/>
@@ -1932,7 +2987,7 @@
       </w:pPr>
     </w:lvl>
   </w:abstractNum>
-  <w:abstractNum w:abstractNumId="1" w15:restartNumberingAfterBreak="0">
+  <w:abstractNum w:abstractNumId="2" w15:restartNumberingAfterBreak="0">
     <w:nsid w:val="1C313862"/>
     <w:multiLevelType w:val="hybridMultilevel"/>
     <w:tmpl w:val="77602AF6"/>
@@ -2021,7 +3076,7 @@
       </w:pPr>
     </w:lvl>
   </w:abstractNum>
-  <w:abstractNum w:abstractNumId="2" w15:restartNumberingAfterBreak="0">
+  <w:abstractNum w:abstractNumId="3" w15:restartNumberingAfterBreak="0">
     <w:nsid w:val="1F1357EF"/>
     <w:multiLevelType w:val="hybridMultilevel"/>
     <w:tmpl w:val="5C90972E"/>
@@ -2134,7 +3189,182 @@
       </w:rPr>
     </w:lvl>
   </w:abstractNum>
-  <w:abstractNum w:abstractNumId="3" w15:restartNumberingAfterBreak="0">
+  <w:abstractNum w:abstractNumId="4" w15:restartNumberingAfterBreak="0">
+    <w:nsid w:val="27400636"/>
+    <w:multiLevelType w:val="hybridMultilevel"/>
+    <w:tmpl w:val="0C407282"/>
+    <w:lvl w:ilvl="0" w:tplc="3409000F">
+      <w:start w:val="1"/>
+      <w:numFmt w:val="decimal"/>
+      <w:lvlText w:val="%1."/>
+      <w:lvlJc w:val="left"/>
+      <w:pPr>
+        <w:ind w:left="720" w:hanging="360"/>
+      </w:pPr>
+    </w:lvl>
+    <w:lvl w:ilvl="1" w:tplc="34090019" w:tentative="1">
+      <w:start w:val="1"/>
+      <w:numFmt w:val="lowerLetter"/>
+      <w:lvlText w:val="%2."/>
+      <w:lvlJc w:val="left"/>
+      <w:pPr>
+        <w:ind w:left="1440" w:hanging="360"/>
+      </w:pPr>
+    </w:lvl>
+    <w:lvl w:ilvl="2" w:tplc="3409001B" w:tentative="1">
+      <w:start w:val="1"/>
+      <w:numFmt w:val="lowerRoman"/>
+      <w:lvlText w:val="%3."/>
+      <w:lvlJc w:val="right"/>
+      <w:pPr>
+        <w:ind w:left="2160" w:hanging="180"/>
+      </w:pPr>
+    </w:lvl>
+    <w:lvl w:ilvl="3" w:tplc="3409000F" w:tentative="1">
+      <w:start w:val="1"/>
+      <w:numFmt w:val="decimal"/>
+      <w:lvlText w:val="%4."/>
+      <w:lvlJc w:val="left"/>
+      <w:pPr>
+        <w:ind w:left="2880" w:hanging="360"/>
+      </w:pPr>
+    </w:lvl>
+    <w:lvl w:ilvl="4" w:tplc="34090019" w:tentative="1">
+      <w:start w:val="1"/>
+      <w:numFmt w:val="lowerLetter"/>
+      <w:lvlText w:val="%5."/>
+      <w:lvlJc w:val="left"/>
+      <w:pPr>
+        <w:ind w:left="3600" w:hanging="360"/>
+      </w:pPr>
+    </w:lvl>
+    <w:lvl w:ilvl="5" w:tplc="3409001B" w:tentative="1">
+      <w:start w:val="1"/>
+      <w:numFmt w:val="lowerRoman"/>
+      <w:lvlText w:val="%6."/>
+      <w:lvlJc w:val="right"/>
+      <w:pPr>
+        <w:ind w:left="4320" w:hanging="180"/>
+      </w:pPr>
+    </w:lvl>
+    <w:lvl w:ilvl="6" w:tplc="3409000F" w:tentative="1">
+      <w:start w:val="1"/>
+      <w:numFmt w:val="decimal"/>
+      <w:lvlText w:val="%7."/>
+      <w:lvlJc w:val="left"/>
+      <w:pPr>
+        <w:ind w:left="5040" w:hanging="360"/>
+      </w:pPr>
+    </w:lvl>
+    <w:lvl w:ilvl="7" w:tplc="34090019" w:tentative="1">
+      <w:start w:val="1"/>
+      <w:numFmt w:val="lowerLetter"/>
+      <w:lvlText w:val="%8."/>
+      <w:lvlJc w:val="left"/>
+      <w:pPr>
+        <w:ind w:left="5760" w:hanging="360"/>
+      </w:pPr>
+    </w:lvl>
+    <w:lvl w:ilvl="8" w:tplc="3409001B" w:tentative="1">
+      <w:start w:val="1"/>
+      <w:numFmt w:val="lowerRoman"/>
+      <w:lvlText w:val="%9."/>
+      <w:lvlJc w:val="right"/>
+      <w:pPr>
+        <w:ind w:left="6480" w:hanging="180"/>
+      </w:pPr>
+    </w:lvl>
+  </w:abstractNum>
+  <w:abstractNum w:abstractNumId="5" w15:restartNumberingAfterBreak="0">
+    <w:nsid w:val="348D4955"/>
+    <w:multiLevelType w:val="hybridMultilevel"/>
+    <w:tmpl w:val="863AE6A4"/>
+    <w:lvl w:ilvl="0" w:tplc="34090001">
+      <w:start w:val="1"/>
+      <w:numFmt w:val="bullet"/>
+      <w:lvlText w:val=""/>
+      <w:lvlJc w:val="left"/>
+      <w:pPr>
+        <w:ind w:left="720" w:hanging="360"/>
+      </w:pPr>
+      <w:rPr>
+        <w:rFonts w:ascii="Symbol" w:hAnsi="Symbol" w:hint="default"/>
+      </w:rPr>
+    </w:lvl>
+    <w:lvl w:ilvl="1" w:tplc="FFFFFFFF" w:tentative="1">
+      <w:start w:val="1"/>
+      <w:numFmt w:val="lowerLetter"/>
+      <w:lvlText w:val="%2."/>
+      <w:lvlJc w:val="left"/>
+      <w:pPr>
+        <w:ind w:left="1440" w:hanging="360"/>
+      </w:pPr>
+    </w:lvl>
+    <w:lvl w:ilvl="2" w:tplc="FFFFFFFF" w:tentative="1">
+      <w:start w:val="1"/>
+      <w:numFmt w:val="lowerRoman"/>
+      <w:lvlText w:val="%3."/>
+      <w:lvlJc w:val="right"/>
+      <w:pPr>
+        <w:ind w:left="2160" w:hanging="180"/>
+      </w:pPr>
+    </w:lvl>
+    <w:lvl w:ilvl="3" w:tplc="FFFFFFFF" w:tentative="1">
+      <w:start w:val="1"/>
+      <w:numFmt w:val="decimal"/>
+      <w:lvlText w:val="%4."/>
+      <w:lvlJc w:val="left"/>
+      <w:pPr>
+        <w:ind w:left="2880" w:hanging="360"/>
+      </w:pPr>
+    </w:lvl>
+    <w:lvl w:ilvl="4" w:tplc="FFFFFFFF" w:tentative="1">
+      <w:start w:val="1"/>
+      <w:numFmt w:val="lowerLetter"/>
+      <w:lvlText w:val="%5."/>
+      <w:lvlJc w:val="left"/>
+      <w:pPr>
+        <w:ind w:left="3600" w:hanging="360"/>
+      </w:pPr>
+    </w:lvl>
+    <w:lvl w:ilvl="5" w:tplc="FFFFFFFF" w:tentative="1">
+      <w:start w:val="1"/>
+      <w:numFmt w:val="lowerRoman"/>
+      <w:lvlText w:val="%6."/>
+      <w:lvlJc w:val="right"/>
+      <w:pPr>
+        <w:ind w:left="4320" w:hanging="180"/>
+      </w:pPr>
+    </w:lvl>
+    <w:lvl w:ilvl="6" w:tplc="FFFFFFFF" w:tentative="1">
+      <w:start w:val="1"/>
+      <w:numFmt w:val="decimal"/>
+      <w:lvlText w:val="%7."/>
+      <w:lvlJc w:val="left"/>
+      <w:pPr>
+        <w:ind w:left="5040" w:hanging="360"/>
+      </w:pPr>
+    </w:lvl>
+    <w:lvl w:ilvl="7" w:tplc="FFFFFFFF" w:tentative="1">
+      <w:start w:val="1"/>
+      <w:numFmt w:val="lowerLetter"/>
+      <w:lvlText w:val="%8."/>
+      <w:lvlJc w:val="left"/>
+      <w:pPr>
+        <w:ind w:left="5760" w:hanging="360"/>
+      </w:pPr>
+    </w:lvl>
+    <w:lvl w:ilvl="8" w:tplc="FFFFFFFF" w:tentative="1">
+      <w:start w:val="1"/>
+      <w:numFmt w:val="lowerRoman"/>
+      <w:lvlText w:val="%9."/>
+      <w:lvlJc w:val="right"/>
+      <w:pPr>
+        <w:ind w:left="6480" w:hanging="180"/>
+      </w:pPr>
+    </w:lvl>
+  </w:abstractNum>
+  <w:abstractNum w:abstractNumId="6" w15:restartNumberingAfterBreak="0">
     <w:nsid w:val="3E4D47DB"/>
     <w:multiLevelType w:val="hybridMultilevel"/>
     <w:tmpl w:val="5A7494AE"/>
@@ -2223,7 +3453,7 @@
       </w:pPr>
     </w:lvl>
   </w:abstractNum>
-  <w:abstractNum w:abstractNumId="4" w15:restartNumberingAfterBreak="0">
+  <w:abstractNum w:abstractNumId="7" w15:restartNumberingAfterBreak="0">
     <w:nsid w:val="403A36C5"/>
     <w:multiLevelType w:val="hybridMultilevel"/>
     <w:tmpl w:val="72FA52B8"/>
@@ -2312,7 +3542,7 @@
       </w:pPr>
     </w:lvl>
   </w:abstractNum>
-  <w:abstractNum w:abstractNumId="5" w15:restartNumberingAfterBreak="0">
+  <w:abstractNum w:abstractNumId="8" w15:restartNumberingAfterBreak="0">
     <w:nsid w:val="44246E21"/>
     <w:multiLevelType w:val="hybridMultilevel"/>
     <w:tmpl w:val="53E62D8C"/>
@@ -2425,7 +3655,7 @@
       </w:rPr>
     </w:lvl>
   </w:abstractNum>
-  <w:abstractNum w:abstractNumId="6" w15:restartNumberingAfterBreak="0">
+  <w:abstractNum w:abstractNumId="9" w15:restartNumberingAfterBreak="0">
     <w:nsid w:val="48785B24"/>
     <w:multiLevelType w:val="hybridMultilevel"/>
     <w:tmpl w:val="F410B38C"/>
@@ -2537,7 +3767,156 @@
       </w:rPr>
     </w:lvl>
   </w:abstractNum>
-  <w:abstractNum w:abstractNumId="7" w15:restartNumberingAfterBreak="0">
+  <w:abstractNum w:abstractNumId="10" w15:restartNumberingAfterBreak="0">
+    <w:nsid w:val="49A15826"/>
+    <w:multiLevelType w:val="multilevel"/>
+    <w:tmpl w:val="DBE690E8"/>
+    <w:lvl w:ilvl="0">
+      <w:start w:val="1"/>
+      <w:numFmt w:val="bullet"/>
+      <w:lvlText w:val=""/>
+      <w:lvlJc w:val="left"/>
+      <w:pPr>
+        <w:tabs>
+          <w:tab w:val="num" w:pos="720"/>
+        </w:tabs>
+        <w:ind w:left="720" w:hanging="360"/>
+      </w:pPr>
+      <w:rPr>
+        <w:rFonts w:ascii="Symbol" w:hAnsi="Symbol" w:hint="default"/>
+        <w:sz w:val="20"/>
+      </w:rPr>
+    </w:lvl>
+    <w:lvl w:ilvl="1" w:tentative="1">
+      <w:start w:val="1"/>
+      <w:numFmt w:val="bullet"/>
+      <w:lvlText w:val="o"/>
+      <w:lvlJc w:val="left"/>
+      <w:pPr>
+        <w:tabs>
+          <w:tab w:val="num" w:pos="1440"/>
+        </w:tabs>
+        <w:ind w:left="1440" w:hanging="360"/>
+      </w:pPr>
+      <w:rPr>
+        <w:rFonts w:ascii="Courier New" w:hAnsi="Courier New" w:hint="default"/>
+        <w:sz w:val="20"/>
+      </w:rPr>
+    </w:lvl>
+    <w:lvl w:ilvl="2" w:tentative="1">
+      <w:start w:val="1"/>
+      <w:numFmt w:val="bullet"/>
+      <w:lvlText w:val=""/>
+      <w:lvlJc w:val="left"/>
+      <w:pPr>
+        <w:tabs>
+          <w:tab w:val="num" w:pos="2160"/>
+        </w:tabs>
+        <w:ind w:left="2160" w:hanging="360"/>
+      </w:pPr>
+      <w:rPr>
+        <w:rFonts w:ascii="Wingdings" w:hAnsi="Wingdings" w:hint="default"/>
+        <w:sz w:val="20"/>
+      </w:rPr>
+    </w:lvl>
+    <w:lvl w:ilvl="3" w:tentative="1">
+      <w:start w:val="1"/>
+      <w:numFmt w:val="bullet"/>
+      <w:lvlText w:val=""/>
+      <w:lvlJc w:val="left"/>
+      <w:pPr>
+        <w:tabs>
+          <w:tab w:val="num" w:pos="2880"/>
+        </w:tabs>
+        <w:ind w:left="2880" w:hanging="360"/>
+      </w:pPr>
+      <w:rPr>
+        <w:rFonts w:ascii="Wingdings" w:hAnsi="Wingdings" w:hint="default"/>
+        <w:sz w:val="20"/>
+      </w:rPr>
+    </w:lvl>
+    <w:lvl w:ilvl="4" w:tentative="1">
+      <w:start w:val="1"/>
+      <w:numFmt w:val="bullet"/>
+      <w:lvlText w:val=""/>
+      <w:lvlJc w:val="left"/>
+      <w:pPr>
+        <w:tabs>
+          <w:tab w:val="num" w:pos="3600"/>
+        </w:tabs>
+        <w:ind w:left="3600" w:hanging="360"/>
+      </w:pPr>
+      <w:rPr>
+        <w:rFonts w:ascii="Wingdings" w:hAnsi="Wingdings" w:hint="default"/>
+        <w:sz w:val="20"/>
+      </w:rPr>
+    </w:lvl>
+    <w:lvl w:ilvl="5" w:tentative="1">
+      <w:start w:val="1"/>
+      <w:numFmt w:val="bullet"/>
+      <w:lvlText w:val=""/>
+      <w:lvlJc w:val="left"/>
+      <w:pPr>
+        <w:tabs>
+          <w:tab w:val="num" w:pos="4320"/>
+        </w:tabs>
+        <w:ind w:left="4320" w:hanging="360"/>
+      </w:pPr>
+      <w:rPr>
+        <w:rFonts w:ascii="Wingdings" w:hAnsi="Wingdings" w:hint="default"/>
+        <w:sz w:val="20"/>
+      </w:rPr>
+    </w:lvl>
+    <w:lvl w:ilvl="6" w:tentative="1">
+      <w:start w:val="1"/>
+      <w:numFmt w:val="bullet"/>
+      <w:lvlText w:val=""/>
+      <w:lvlJc w:val="left"/>
+      <w:pPr>
+        <w:tabs>
+          <w:tab w:val="num" w:pos="5040"/>
+        </w:tabs>
+        <w:ind w:left="5040" w:hanging="360"/>
+      </w:pPr>
+      <w:rPr>
+        <w:rFonts w:ascii="Wingdings" w:hAnsi="Wingdings" w:hint="default"/>
+        <w:sz w:val="20"/>
+      </w:rPr>
+    </w:lvl>
+    <w:lvl w:ilvl="7" w:tentative="1">
+      <w:start w:val="1"/>
+      <w:numFmt w:val="bullet"/>
+      <w:lvlText w:val=""/>
+      <w:lvlJc w:val="left"/>
+      <w:pPr>
+        <w:tabs>
+          <w:tab w:val="num" w:pos="5760"/>
+        </w:tabs>
+        <w:ind w:left="5760" w:hanging="360"/>
+      </w:pPr>
+      <w:rPr>
+        <w:rFonts w:ascii="Wingdings" w:hAnsi="Wingdings" w:hint="default"/>
+        <w:sz w:val="20"/>
+      </w:rPr>
+    </w:lvl>
+    <w:lvl w:ilvl="8" w:tentative="1">
+      <w:start w:val="1"/>
+      <w:numFmt w:val="bullet"/>
+      <w:lvlText w:val=""/>
+      <w:lvlJc w:val="left"/>
+      <w:pPr>
+        <w:tabs>
+          <w:tab w:val="num" w:pos="6480"/>
+        </w:tabs>
+        <w:ind w:left="6480" w:hanging="360"/>
+      </w:pPr>
+      <w:rPr>
+        <w:rFonts w:ascii="Wingdings" w:hAnsi="Wingdings" w:hint="default"/>
+        <w:sz w:val="20"/>
+      </w:rPr>
+    </w:lvl>
+  </w:abstractNum>
+  <w:abstractNum w:abstractNumId="11" w15:restartNumberingAfterBreak="0">
     <w:nsid w:val="49DB1E79"/>
     <w:multiLevelType w:val="hybridMultilevel"/>
     <w:tmpl w:val="CB1A1DB8"/>
@@ -2649,7 +4028,7 @@
       </w:rPr>
     </w:lvl>
   </w:abstractNum>
-  <w:abstractNum w:abstractNumId="8" w15:restartNumberingAfterBreak="0">
+  <w:abstractNum w:abstractNumId="12" w15:restartNumberingAfterBreak="0">
     <w:nsid w:val="4F577355"/>
     <w:multiLevelType w:val="hybridMultilevel"/>
     <w:tmpl w:val="EC5AFE08"/>
@@ -2763,7 +4142,7 @@
       </w:rPr>
     </w:lvl>
   </w:abstractNum>
-  <w:abstractNum w:abstractNumId="9" w15:restartNumberingAfterBreak="0">
+  <w:abstractNum w:abstractNumId="13" w15:restartNumberingAfterBreak="0">
     <w:nsid w:val="594D3859"/>
     <w:multiLevelType w:val="hybridMultilevel"/>
     <w:tmpl w:val="6F1275B0"/>
@@ -2852,7 +4231,7 @@
       </w:pPr>
     </w:lvl>
   </w:abstractNum>
-  <w:abstractNum w:abstractNumId="10" w15:restartNumberingAfterBreak="0">
+  <w:abstractNum w:abstractNumId="14" w15:restartNumberingAfterBreak="0">
     <w:nsid w:val="5C3401F2"/>
     <w:multiLevelType w:val="hybridMultilevel"/>
     <w:tmpl w:val="60E22990"/>
@@ -2965,7 +4344,7 @@
       </w:rPr>
     </w:lvl>
   </w:abstractNum>
-  <w:abstractNum w:abstractNumId="11" w15:restartNumberingAfterBreak="0">
+  <w:abstractNum w:abstractNumId="15" w15:restartNumberingAfterBreak="0">
     <w:nsid w:val="5F7433D1"/>
     <w:multiLevelType w:val="hybridMultilevel"/>
     <w:tmpl w:val="0824AA46"/>
@@ -3078,7 +4457,7 @@
       </w:rPr>
     </w:lvl>
   </w:abstractNum>
-  <w:abstractNum w:abstractNumId="12" w15:restartNumberingAfterBreak="0">
+  <w:abstractNum w:abstractNumId="16" w15:restartNumberingAfterBreak="0">
     <w:nsid w:val="646A7E11"/>
     <w:multiLevelType w:val="hybridMultilevel"/>
     <w:tmpl w:val="D696ED2E"/>
@@ -3190,7 +4569,7 @@
       </w:rPr>
     </w:lvl>
   </w:abstractNum>
-  <w:abstractNum w:abstractNumId="13" w15:restartNumberingAfterBreak="0">
+  <w:abstractNum w:abstractNumId="17" w15:restartNumberingAfterBreak="0">
     <w:nsid w:val="67AF721D"/>
     <w:multiLevelType w:val="hybridMultilevel"/>
     <w:tmpl w:val="9CFCF316"/>
@@ -3302,7 +4681,7 @@
       </w:rPr>
     </w:lvl>
   </w:abstractNum>
-  <w:abstractNum w:abstractNumId="14" w15:restartNumberingAfterBreak="0">
+  <w:abstractNum w:abstractNumId="18" w15:restartNumberingAfterBreak="0">
     <w:nsid w:val="67E622DB"/>
     <w:multiLevelType w:val="hybridMultilevel"/>
     <w:tmpl w:val="B8C6F6C2"/>
@@ -3415,7 +4794,7 @@
       </w:rPr>
     </w:lvl>
   </w:abstractNum>
-  <w:abstractNum w:abstractNumId="15" w15:restartNumberingAfterBreak="0">
+  <w:abstractNum w:abstractNumId="19" w15:restartNumberingAfterBreak="0">
     <w:nsid w:val="792A03A0"/>
     <w:multiLevelType w:val="hybridMultilevel"/>
     <w:tmpl w:val="95B4C26E"/>
@@ -3528,7 +4907,7 @@
       </w:rPr>
     </w:lvl>
   </w:abstractNum>
-  <w:abstractNum w:abstractNumId="16" w15:restartNumberingAfterBreak="0">
+  <w:abstractNum w:abstractNumId="20" w15:restartNumberingAfterBreak="0">
     <w:nsid w:val="7F2325A0"/>
     <w:multiLevelType w:val="hybridMultilevel"/>
     <w:tmpl w:val="FCD658A0"/>
@@ -3618,55 +4997,67 @@
     </w:lvl>
   </w:abstractNum>
   <w:num w:numId="1" w16cid:durableId="233440789">
+    <w:abstractNumId w:val="17"/>
+  </w:num>
+  <w:num w:numId="2" w16cid:durableId="1194659146">
+    <w:abstractNumId w:val="20"/>
+  </w:num>
+  <w:num w:numId="3" w16cid:durableId="194924700">
+    <w:abstractNumId w:val="2"/>
+  </w:num>
+  <w:num w:numId="4" w16cid:durableId="313147139">
+    <w:abstractNumId w:val="12"/>
+  </w:num>
+  <w:num w:numId="5" w16cid:durableId="1716466699">
     <w:abstractNumId w:val="13"/>
   </w:num>
-  <w:num w:numId="2" w16cid:durableId="1194659146">
+  <w:num w:numId="6" w16cid:durableId="1509757156">
+    <w:abstractNumId w:val="7"/>
+  </w:num>
+  <w:num w:numId="7" w16cid:durableId="1998336523">
+    <w:abstractNumId w:val="1"/>
+  </w:num>
+  <w:num w:numId="8" w16cid:durableId="1568302958">
+    <w:abstractNumId w:val="6"/>
+  </w:num>
+  <w:num w:numId="9" w16cid:durableId="1025404730">
     <w:abstractNumId w:val="16"/>
   </w:num>
-  <w:num w:numId="3" w16cid:durableId="194924700">
-    <w:abstractNumId w:val="1"/>
+  <w:num w:numId="10" w16cid:durableId="250168425">
+    <w:abstractNumId w:val="9"/>
   </w:num>
-  <w:num w:numId="4" w16cid:durableId="313147139">
+  <w:num w:numId="11" w16cid:durableId="1056050395">
+    <w:abstractNumId w:val="15"/>
+  </w:num>
+  <w:num w:numId="12" w16cid:durableId="1297445018">
+    <w:abstractNumId w:val="3"/>
+  </w:num>
+  <w:num w:numId="13" w16cid:durableId="1430153489">
+    <w:abstractNumId w:val="11"/>
+  </w:num>
+  <w:num w:numId="14" w16cid:durableId="603071364">
+    <w:abstractNumId w:val="14"/>
+  </w:num>
+  <w:num w:numId="15" w16cid:durableId="504781594">
     <w:abstractNumId w:val="8"/>
   </w:num>
-  <w:num w:numId="5" w16cid:durableId="1716466699">
-    <w:abstractNumId w:val="9"/>
+  <w:num w:numId="16" w16cid:durableId="2076540135">
+    <w:abstractNumId w:val="19"/>
   </w:num>
-  <w:num w:numId="6" w16cid:durableId="1509757156">
+  <w:num w:numId="17" w16cid:durableId="1155342323">
+    <w:abstractNumId w:val="18"/>
+  </w:num>
+  <w:num w:numId="18" w16cid:durableId="998652702">
     <w:abstractNumId w:val="4"/>
   </w:num>
-  <w:num w:numId="7" w16cid:durableId="1998336523">
+  <w:num w:numId="19" w16cid:durableId="2130468571">
+    <w:abstractNumId w:val="5"/>
+  </w:num>
+  <w:num w:numId="20" w16cid:durableId="977954227">
     <w:abstractNumId w:val="0"/>
   </w:num>
-  <w:num w:numId="8" w16cid:durableId="1568302958">
-    <w:abstractNumId w:val="3"/>
-  </w:num>
-  <w:num w:numId="9" w16cid:durableId="1025404730">
-    <w:abstractNumId w:val="12"/>
-  </w:num>
-  <w:num w:numId="10" w16cid:durableId="250168425">
-    <w:abstractNumId w:val="6"/>
-  </w:num>
-  <w:num w:numId="11" w16cid:durableId="1056050395">
-    <w:abstractNumId w:val="11"/>
-  </w:num>
-  <w:num w:numId="12" w16cid:durableId="1297445018">
-    <w:abstractNumId w:val="2"/>
-  </w:num>
-  <w:num w:numId="13" w16cid:durableId="1430153489">
-    <w:abstractNumId w:val="7"/>
-  </w:num>
-  <w:num w:numId="14" w16cid:durableId="603071364">
+  <w:num w:numId="21" w16cid:durableId="1345866396">
     <w:abstractNumId w:val="10"/>
-  </w:num>
-  <w:num w:numId="15" w16cid:durableId="504781594">
-    <w:abstractNumId w:val="5"/>
-  </w:num>
-  <w:num w:numId="16" w16cid:durableId="2076540135">
-    <w:abstractNumId w:val="15"/>
-  </w:num>
-  <w:num w:numId="17" w16cid:durableId="1155342323">
-    <w:abstractNumId w:val="14"/>
   </w:num>
 </w:numbering>
 </file>
@@ -4075,6 +5466,7 @@
   <w:style w:type="character" w:default="1" w:styleId="DefaultParagraphFont">
     <w:name w:val="Default Paragraph Font"/>
     <w:uiPriority w:val="1"/>
+    <w:semiHidden/>
     <w:unhideWhenUsed/>
   </w:style>
   <w:style w:type="table" w:default="1" w:styleId="TableNormal">
@@ -4137,6 +5529,17 @@
       <w:rFonts w:ascii="Times New Roman" w:hAnsi="Times New Roman" w:cs="Times New Roman"/>
       <w:sz w:val="24"/>
       <w:szCs w:val="24"/>
+    </w:rPr>
+  </w:style>
+  <w:style w:type="character" w:styleId="Strong">
+    <w:name w:val="Strong"/>
+    <w:basedOn w:val="DefaultParagraphFont"/>
+    <w:uiPriority w:val="22"/>
+    <w:qFormat/>
+    <w:rsid w:val="0087382D"/>
+    <w:rPr>
+      <w:b/>
+      <w:bCs/>
     </w:rPr>
   </w:style>
 </w:styles>
